--- a/doc/Beagle Overview.docx
+++ b/doc/Beagle Overview.docx
@@ -123,7 +123,21 @@
         <w:rPr>
           <w:lang w:val="en-US"/>
         </w:rPr>
-        <w:t>In Linux, open a shell and cd to the BeagleSmalltalk directory.  From there, run:</w:t>
+        <w:t xml:space="preserve">In Linux, open a shell and cd to the </w:t>
+      </w:r>
+      <w:proofErr w:type="spellStart"/>
+      <w:r>
+        <w:rPr>
+          <w:lang w:val="en-US"/>
+        </w:rPr>
+        <w:t>BeagleSmalltalk</w:t>
+      </w:r>
+      <w:proofErr w:type="spellEnd"/>
+      <w:r>
+        <w:rPr>
+          <w:lang w:val="en-US"/>
+        </w:rPr>
+        <w:t xml:space="preserve"> directory.  From there, run:</w:t>
       </w:r>
     </w:p>
     <w:p>
@@ -138,7 +152,20 @@
           <w:lang w:val="en-US"/>
         </w:rPr>
         <w:tab/>
-        <w:t>./beagle beagle.im</w:t>
+      </w:r>
+      <w:proofErr w:type="gramStart"/>
+      <w:r>
+        <w:rPr>
+          <w:lang w:val="en-US"/>
+        </w:rPr>
+        <w:t>./</w:t>
+      </w:r>
+      <w:proofErr w:type="gramEnd"/>
+      <w:r>
+        <w:rPr>
+          <w:lang w:val="en-US"/>
+        </w:rPr>
+        <w:t>beagle beagle.im</w:t>
       </w:r>
       <w:r>
         <w:rPr>
@@ -182,14 +209,13 @@
       </w:pPr>
       <w:r>
         <w:rPr>
-          <w:noProof/>
           <w:lang w:val="en-US"/>
         </w:rPr>
         <w:drawing>
-          <wp:inline distT="0" distB="0" distL="0" distR="0" wp14:anchorId="6179A248" wp14:editId="78DF3D22">
-            <wp:extent cx="3874760" cy="2671763"/>
-            <wp:effectExtent l="0" t="0" r="0" b="0"/>
-            <wp:docPr id="831858472" name="Picture 1" descr="A screenshot of a computer&#10;&#10;AI-generated content may be incorrect."/>
+          <wp:inline distT="0" distB="0" distL="0" distR="0" wp14:anchorId="248FAEBC" wp14:editId="2DBF2C1D">
+            <wp:extent cx="3784600" cy="2939780"/>
+            <wp:effectExtent l="0" t="0" r="6350" b="0"/>
+            <wp:docPr id="1450815059" name="Picture 1" descr="A screenshot of a computer&#10;&#10;AI-generated content may be incorrect."/>
             <wp:cNvGraphicFramePr>
               <a:graphicFrameLocks xmlns:a="http://schemas.openxmlformats.org/drawingml/2006/main" noChangeAspect="1"/>
             </wp:cNvGraphicFramePr>
@@ -197,7 +223,7 @@
               <a:graphicData uri="http://schemas.openxmlformats.org/drawingml/2006/picture">
                 <pic:pic xmlns:pic="http://schemas.openxmlformats.org/drawingml/2006/picture">
                   <pic:nvPicPr>
-                    <pic:cNvPr id="831858472" name="Picture 1" descr="A screenshot of a computer&#10;&#10;AI-generated content may be incorrect."/>
+                    <pic:cNvPr id="1450815059" name="Picture 1" descr="A screenshot of a computer&#10;&#10;AI-generated content may be incorrect."/>
                     <pic:cNvPicPr/>
                   </pic:nvPicPr>
                   <pic:blipFill>
@@ -209,7 +235,7 @@
                   <pic:spPr>
                     <a:xfrm>
                       <a:off x="0" y="0"/>
-                      <a:ext cx="3882864" cy="2677351"/>
+                      <a:ext cx="3789262" cy="2943401"/>
                     </a:xfrm>
                     <a:prstGeom prst="rect">
                       <a:avLst/>
@@ -448,6 +474,24 @@
     </w:p>
     <w:p>
       <w:pPr>
+        <w:pStyle w:val="ListParagraph"/>
+        <w:numPr>
+          <w:ilvl w:val="0"/>
+          <w:numId w:val="1"/>
+        </w:numPr>
+        <w:rPr>
+          <w:lang w:val="en-US"/>
+        </w:rPr>
+      </w:pPr>
+      <w:r>
+        <w:rPr>
+          <w:lang w:val="en-US"/>
+        </w:rPr>
+        <w:t>Rename Workspace… changes the text in the title bar of the workspace window</w:t>
+      </w:r>
+    </w:p>
+    <w:p>
+      <w:pPr>
         <w:rPr>
           <w:lang w:val="en-US"/>
         </w:rPr>
@@ -458,10 +502,10 @@
           <w:lang w:val="en-US"/>
         </w:rPr>
         <w:drawing>
-          <wp:inline distT="0" distB="0" distL="0" distR="0" wp14:anchorId="6EE5F9EE" wp14:editId="269ED788">
-            <wp:extent cx="4640052" cy="2447925"/>
-            <wp:effectExtent l="0" t="0" r="8255" b="0"/>
-            <wp:docPr id="940828743" name="Picture 1" descr="A screenshot of a computer&#10;&#10;AI-generated content may be incorrect."/>
+          <wp:inline distT="0" distB="0" distL="0" distR="0" wp14:anchorId="1B514044" wp14:editId="3A500A36">
+            <wp:extent cx="4633788" cy="2915920"/>
+            <wp:effectExtent l="0" t="0" r="0" b="0"/>
+            <wp:docPr id="2037033209" name="Picture 1" descr="A screenshot of a computer&#10;&#10;AI-generated content may be incorrect."/>
             <wp:cNvGraphicFramePr>
               <a:graphicFrameLocks xmlns:a="http://schemas.openxmlformats.org/drawingml/2006/main" noChangeAspect="1"/>
             </wp:cNvGraphicFramePr>
@@ -469,7 +513,7 @@
               <a:graphicData uri="http://schemas.openxmlformats.org/drawingml/2006/picture">
                 <pic:pic xmlns:pic="http://schemas.openxmlformats.org/drawingml/2006/picture">
                   <pic:nvPicPr>
-                    <pic:cNvPr id="940828743" name="Picture 1" descr="A screenshot of a computer&#10;&#10;AI-generated content may be incorrect."/>
+                    <pic:cNvPr id="2037033209" name="Picture 1" descr="A screenshot of a computer&#10;&#10;AI-generated content may be incorrect."/>
                     <pic:cNvPicPr/>
                   </pic:nvPicPr>
                   <pic:blipFill>
@@ -481,7 +525,7 @@
                   <pic:spPr>
                     <a:xfrm>
                       <a:off x="0" y="0"/>
-                      <a:ext cx="4648148" cy="2452196"/>
+                      <a:ext cx="4639856" cy="2919739"/>
                     </a:xfrm>
                     <a:prstGeom prst="rect">
                       <a:avLst/>
@@ -505,20 +549,38 @@
         <w:rPr>
           <w:lang w:val="en-US"/>
         </w:rPr>
-        <w:t>System Browser</w:t>
-      </w:r>
-    </w:p>
-    <w:p>
-      <w:pPr>
-        <w:rPr>
-          <w:lang w:val="en-US"/>
-        </w:rPr>
-      </w:pPr>
-      <w:r>
-        <w:rPr>
-          <w:lang w:val="en-US"/>
-        </w:rPr>
-        <w:t xml:space="preserve">The System Browser is a window that can </w:t>
+        <w:t>Code</w:t>
+      </w:r>
+      <w:r>
+        <w:rPr>
+          <w:lang w:val="en-US"/>
+        </w:rPr>
+        <w:t xml:space="preserve"> Browser</w:t>
+      </w:r>
+    </w:p>
+    <w:p>
+      <w:pPr>
+        <w:rPr>
+          <w:lang w:val="en-US"/>
+        </w:rPr>
+      </w:pPr>
+      <w:r>
+        <w:rPr>
+          <w:lang w:val="en-US"/>
+        </w:rPr>
+        <w:t xml:space="preserve">The </w:t>
+      </w:r>
+      <w:r>
+        <w:rPr>
+          <w:lang w:val="en-US"/>
+        </w:rPr>
+        <w:t>Code</w:t>
+      </w:r>
+      <w:r>
+        <w:rPr>
+          <w:lang w:val="en-US"/>
+        </w:rPr>
+        <w:t xml:space="preserve"> Browser is a window that can </w:t>
       </w:r>
       <w:r>
         <w:rPr>
@@ -535,14 +597,14 @@
       </w:pPr>
       <w:r>
         <w:rPr>
-          <w:noProof/>
-          <w:lang w:val="en-US"/>
-        </w:rPr>
+          <w:lang w:val="en-US"/>
+        </w:rPr>
+        <w:lastRenderedPageBreak/>
         <w:drawing>
-          <wp:inline distT="0" distB="0" distL="0" distR="0" wp14:anchorId="62F138C8" wp14:editId="0628824B">
-            <wp:extent cx="4213144" cy="2486025"/>
+          <wp:inline distT="0" distB="0" distL="0" distR="0" wp14:anchorId="059B4D6C" wp14:editId="1EA54D7C">
+            <wp:extent cx="5943600" cy="3909695"/>
             <wp:effectExtent l="0" t="0" r="0" b="0"/>
-            <wp:docPr id="814074294" name="Picture 1" descr="A screenshot of a computer&#10;&#10;AI-generated content may be incorrect."/>
+            <wp:docPr id="1413684163" name="Picture 1" descr="A screenshot of a computer&#10;&#10;AI-generated content may be incorrect."/>
             <wp:cNvGraphicFramePr>
               <a:graphicFrameLocks xmlns:a="http://schemas.openxmlformats.org/drawingml/2006/main" noChangeAspect="1"/>
             </wp:cNvGraphicFramePr>
@@ -550,7 +612,7 @@
               <a:graphicData uri="http://schemas.openxmlformats.org/drawingml/2006/picture">
                 <pic:pic xmlns:pic="http://schemas.openxmlformats.org/drawingml/2006/picture">
                   <pic:nvPicPr>
-                    <pic:cNvPr id="814074294" name="Picture 1" descr="A screenshot of a computer&#10;&#10;AI-generated content may be incorrect."/>
+                    <pic:cNvPr id="1413684163" name="Picture 1" descr="A screenshot of a computer&#10;&#10;AI-generated content may be incorrect."/>
                     <pic:cNvPicPr/>
                   </pic:nvPicPr>
                   <pic:blipFill>
@@ -562,7 +624,7 @@
                   <pic:spPr>
                     <a:xfrm>
                       <a:off x="0" y="0"/>
-                      <a:ext cx="4219299" cy="2489657"/>
+                      <a:ext cx="5943600" cy="3909695"/>
                     </a:xfrm>
                     <a:prstGeom prst="rect">
                       <a:avLst/>
@@ -590,7 +652,6 @@
         <w:rPr>
           <w:lang w:val="en-US"/>
         </w:rPr>
-        <w:lastRenderedPageBreak/>
         <w:t>Kits</w:t>
       </w:r>
     </w:p>
@@ -609,7 +670,21 @@
         <w:rPr>
           <w:lang w:val="en-US"/>
         </w:rPr>
-        <w:t>The first pane shows kits.  Kits are groupings of code that contain classes and extension methods of other classes.  A kit can require other kits which must be loaded before this one can be loaded.</w:t>
+        <w:t xml:space="preserve">The first </w:t>
+      </w:r>
+      <w:proofErr w:type="gramStart"/>
+      <w:r>
+        <w:rPr>
+          <w:lang w:val="en-US"/>
+        </w:rPr>
+        <w:t>pane</w:t>
+      </w:r>
+      <w:proofErr w:type="gramEnd"/>
+      <w:r>
+        <w:rPr>
+          <w:lang w:val="en-US"/>
+        </w:rPr>
+        <w:t xml:space="preserve"> shows kits.  Kits are groupings of code that contain classes and extension methods of other classes.  A kit can require other kits which must be loaded before this one can be loaded.</w:t>
       </w:r>
     </w:p>
     <w:p>
@@ -645,7 +720,21 @@
         <w:rPr>
           <w:lang w:val="en-US"/>
         </w:rPr>
-        <w:t xml:space="preserve">The second pane shows classes.  Classes </w:t>
+        <w:t xml:space="preserve">The second </w:t>
+      </w:r>
+      <w:proofErr w:type="gramStart"/>
+      <w:r>
+        <w:rPr>
+          <w:lang w:val="en-US"/>
+        </w:rPr>
+        <w:t>pane</w:t>
+      </w:r>
+      <w:proofErr w:type="gramEnd"/>
+      <w:r>
+        <w:rPr>
+          <w:lang w:val="en-US"/>
+        </w:rPr>
+        <w:t xml:space="preserve"> shows classes.  Classes </w:t>
       </w:r>
       <w:r>
         <w:rPr>
@@ -763,7 +852,35 @@
         <w:rPr>
           <w:lang w:val="en-US"/>
         </w:rPr>
-        <w:t>The Senders button prompts for the name of a method and opens a browser on all methods that send a message with that name.</w:t>
+        <w:t xml:space="preserve">The Senders button </w:t>
+      </w:r>
+      <w:proofErr w:type="gramStart"/>
+      <w:r>
+        <w:rPr>
+          <w:lang w:val="en-US"/>
+        </w:rPr>
+        <w:t>prompts for</w:t>
+      </w:r>
+      <w:proofErr w:type="gramEnd"/>
+      <w:r>
+        <w:rPr>
+          <w:lang w:val="en-US"/>
+        </w:rPr>
+        <w:t xml:space="preserve"> the name of a method and opens a browser on all methods that </w:t>
+      </w:r>
+      <w:proofErr w:type="gramStart"/>
+      <w:r>
+        <w:rPr>
+          <w:lang w:val="en-US"/>
+        </w:rPr>
+        <w:t>send</w:t>
+      </w:r>
+      <w:proofErr w:type="gramEnd"/>
+      <w:r>
+        <w:rPr>
+          <w:lang w:val="en-US"/>
+        </w:rPr>
+        <w:t xml:space="preserve"> a message with that name.</w:t>
       </w:r>
     </w:p>
     <w:p>
@@ -804,6 +921,7 @@
         <w:rPr>
           <w:lang w:val="en-US"/>
         </w:rPr>
+        <w:lastRenderedPageBreak/>
         <w:t>Class References…</w:t>
       </w:r>
     </w:p>
@@ -827,24 +945,58 @@
           <w:lang w:val="en-US"/>
         </w:rPr>
       </w:pPr>
-      <w:r>
-        <w:rPr>
-          <w:lang w:val="en-US"/>
-        </w:rPr>
-        <w:t>Fileout Sources</w:t>
-      </w:r>
-    </w:p>
-    <w:p>
-      <w:pPr>
-        <w:rPr>
-          <w:lang w:val="en-US"/>
-        </w:rPr>
-      </w:pPr>
-      <w:r>
-        <w:rPr>
-          <w:lang w:val="en-US"/>
-        </w:rPr>
-        <w:t>Fileout Sources writes code for all kits into files in the kit folder.</w:t>
+      <w:proofErr w:type="spellStart"/>
+      <w:r>
+        <w:rPr>
+          <w:lang w:val="en-US"/>
+        </w:rPr>
+        <w:t>Fileout</w:t>
+      </w:r>
+      <w:proofErr w:type="spellEnd"/>
+      <w:r>
+        <w:rPr>
+          <w:lang w:val="en-US"/>
+        </w:rPr>
+        <w:t xml:space="preserve"> </w:t>
+      </w:r>
+      <w:r>
+        <w:rPr>
+          <w:lang w:val="en-US"/>
+        </w:rPr>
+        <w:t>Kits</w:t>
+      </w:r>
+    </w:p>
+    <w:p>
+      <w:pPr>
+        <w:rPr>
+          <w:lang w:val="en-US"/>
+        </w:rPr>
+      </w:pPr>
+      <w:proofErr w:type="spellStart"/>
+      <w:r>
+        <w:rPr>
+          <w:lang w:val="en-US"/>
+        </w:rPr>
+        <w:t>Fileout</w:t>
+      </w:r>
+      <w:proofErr w:type="spellEnd"/>
+      <w:r>
+        <w:rPr>
+          <w:lang w:val="en-US"/>
+        </w:rPr>
+        <w:t xml:space="preserve"> </w:t>
+      </w:r>
+      <w:r>
+        <w:rPr>
+          <w:lang w:val="en-US"/>
+        </w:rPr>
+        <w:t>Kits</w:t>
+      </w:r>
+      <w:r>
+        <w:rPr>
+          <w:lang w:val="en-US"/>
+        </w:rPr>
+        <w:t xml:space="preserve"> writes code for all kits into files in the kit folder.</w:t>
       </w:r>
     </w:p>
     <w:p>
@@ -854,11 +1006,25 @@
           <w:lang w:val="en-US"/>
         </w:rPr>
       </w:pPr>
-      <w:r>
-        <w:rPr>
-          <w:lang w:val="en-US"/>
-        </w:rPr>
-        <w:t>Filein Sources</w:t>
+      <w:proofErr w:type="spellStart"/>
+      <w:r>
+        <w:rPr>
+          <w:lang w:val="en-US"/>
+        </w:rPr>
+        <w:t>Filein</w:t>
+      </w:r>
+      <w:proofErr w:type="spellEnd"/>
+      <w:r>
+        <w:rPr>
+          <w:lang w:val="en-US"/>
+        </w:rPr>
+        <w:t xml:space="preserve"> </w:t>
+      </w:r>
+      <w:r>
+        <w:rPr>
+          <w:lang w:val="en-US"/>
+        </w:rPr>
+        <w:t>Kits</w:t>
       </w:r>
     </w:p>
     <w:p>
@@ -978,154 +1144,210 @@
         <w:rPr>
           <w:lang w:val="en-US"/>
         </w:rPr>
+        <w:t>Shut Down</w:t>
+      </w:r>
+    </w:p>
+    <w:p>
+      <w:pPr>
+        <w:rPr>
+          <w:lang w:val="en-US"/>
+        </w:rPr>
+      </w:pPr>
+      <w:r>
+        <w:rPr>
+          <w:lang w:val="en-US"/>
+        </w:rPr>
+        <w:t>Shutdown the image.</w:t>
+      </w:r>
+    </w:p>
+    <w:p>
+      <w:pPr>
+        <w:pStyle w:val="Heading2"/>
+        <w:rPr>
+          <w:lang w:val="en-US"/>
+        </w:rPr>
+      </w:pPr>
+      <w:r>
+        <w:rPr>
+          <w:lang w:val="en-US"/>
+        </w:rPr>
+        <w:t>Do It</w:t>
+      </w:r>
+    </w:p>
+    <w:p>
+      <w:pPr>
+        <w:rPr>
+          <w:lang w:val="en-US"/>
+        </w:rPr>
+      </w:pPr>
+      <w:r>
+        <w:rPr>
+          <w:lang w:val="en-US"/>
+        </w:rPr>
+        <w:t>Do It is a tool that helps if the regular user interface isn’t working for some reason.  It allows you to type Smalltalk code in the upper text box and execute it.</w:t>
+      </w:r>
+    </w:p>
+    <w:p>
+      <w:pPr>
+        <w:pStyle w:val="Heading2"/>
+        <w:rPr>
+          <w:lang w:val="en-US"/>
+        </w:rPr>
+      </w:pPr>
+      <w:r>
+        <w:rPr>
+          <w:lang w:val="en-US"/>
+        </w:rPr>
+        <w:t>Print It</w:t>
+      </w:r>
+    </w:p>
+    <w:p>
+      <w:pPr>
+        <w:rPr>
+          <w:lang w:val="en-US"/>
+        </w:rPr>
+      </w:pPr>
+      <w:r>
+        <w:rPr>
+          <w:lang w:val="en-US"/>
+        </w:rPr>
+        <w:t>Print It allows you to type Smalltalk code in the upper text box and execute it showing the result in the lower text box.</w:t>
+      </w:r>
+    </w:p>
+    <w:p>
+      <w:pPr>
+        <w:pStyle w:val="Heading2"/>
+        <w:rPr>
+          <w:lang w:val="en-US"/>
+        </w:rPr>
+      </w:pPr>
+      <w:r>
+        <w:rPr>
+          <w:lang w:val="en-US"/>
+        </w:rPr>
+        <w:t>Show String</w:t>
+      </w:r>
+    </w:p>
+    <w:p>
+      <w:pPr>
+        <w:rPr>
+          <w:lang w:val="en-US"/>
+        </w:rPr>
+      </w:pPr>
+      <w:r>
+        <w:rPr>
+          <w:lang w:val="en-US"/>
+        </w:rPr>
+        <w:t>Show String is the same as Print It except that it prints the plain string instead of a quoted string if the result is a string.</w:t>
+      </w:r>
+    </w:p>
+    <w:p>
+      <w:pPr>
+        <w:pStyle w:val="Heading2"/>
+        <w:rPr>
+          <w:lang w:val="en-US"/>
+        </w:rPr>
+      </w:pPr>
+      <w:r>
+        <w:rPr>
+          <w:lang w:val="en-US"/>
+        </w:rPr>
+        <w:t>File In</w:t>
+      </w:r>
+    </w:p>
+    <w:p>
+      <w:pPr>
+        <w:rPr>
+          <w:lang w:val="en-US"/>
+        </w:rPr>
+      </w:pPr>
+      <w:r>
+        <w:rPr>
+          <w:lang w:val="en-US"/>
+        </w:rPr>
+        <w:t xml:space="preserve">File In allows you to enter text in the upper text box which it will compile and load into the Smalltalk image.  This is handy if your Smalltalk </w:t>
+      </w:r>
+      <w:r>
+        <w:rPr>
+          <w:lang w:val="en-US"/>
+        </w:rPr>
+        <w:t>crashes</w:t>
+      </w:r>
+      <w:r>
+        <w:rPr>
+          <w:lang w:val="en-US"/>
+        </w:rPr>
+        <w:t xml:space="preserve"> and you want to recover your changes from the </w:t>
+      </w:r>
+      <w:proofErr w:type="spellStart"/>
+      <w:r>
+        <w:rPr>
+          <w:lang w:val="en-US"/>
+        </w:rPr>
+        <w:t>beagle.cha</w:t>
+      </w:r>
+      <w:proofErr w:type="spellEnd"/>
+      <w:r>
+        <w:rPr>
+          <w:lang w:val="en-US"/>
+        </w:rPr>
+        <w:t xml:space="preserve"> file.  Scroll to the bottom then search backwards for “</w:t>
+      </w:r>
+      <w:proofErr w:type="spellStart"/>
+      <w:r>
+        <w:rPr>
+          <w:lang w:val="en-US"/>
+        </w:rPr>
+        <w:t>saveImage</w:t>
+      </w:r>
+      <w:proofErr w:type="spellEnd"/>
+      <w:r>
+        <w:rPr>
+          <w:lang w:val="en-US"/>
+        </w:rPr>
+        <w:t>”.  Everything afterward is code you changed since the last save.</w:t>
+      </w:r>
+    </w:p>
+    <w:p>
+      <w:pPr>
+        <w:rPr>
+          <w:lang w:val="en-US"/>
+        </w:rPr>
+      </w:pPr>
+      <w:r>
+        <w:rPr>
+          <w:lang w:val="en-US"/>
+        </w:rPr>
         <w:lastRenderedPageBreak/>
-        <w:t>Shut Down</w:t>
-      </w:r>
-    </w:p>
-    <w:p>
-      <w:pPr>
-        <w:rPr>
-          <w:lang w:val="en-US"/>
-        </w:rPr>
-      </w:pPr>
-      <w:r>
-        <w:rPr>
-          <w:lang w:val="en-US"/>
-        </w:rPr>
-        <w:t>Shutdown the image.</w:t>
-      </w:r>
-    </w:p>
-    <w:p>
-      <w:pPr>
-        <w:pStyle w:val="Heading2"/>
-        <w:rPr>
-          <w:lang w:val="en-US"/>
-        </w:rPr>
-      </w:pPr>
-      <w:r>
-        <w:rPr>
-          <w:lang w:val="en-US"/>
-        </w:rPr>
-        <w:t>Do It</w:t>
-      </w:r>
-    </w:p>
-    <w:p>
-      <w:pPr>
-        <w:rPr>
-          <w:lang w:val="en-US"/>
-        </w:rPr>
-      </w:pPr>
-      <w:r>
-        <w:rPr>
-          <w:lang w:val="en-US"/>
-        </w:rPr>
-        <w:t>Do It is a tool that helps if the regular user interface isn’t working for some reason.  It allows you to type Smalltalk code in the upper text box and execute it.</w:t>
-      </w:r>
-    </w:p>
-    <w:p>
-      <w:pPr>
-        <w:pStyle w:val="Heading2"/>
-        <w:rPr>
-          <w:lang w:val="en-US"/>
-        </w:rPr>
-      </w:pPr>
-      <w:r>
-        <w:rPr>
-          <w:lang w:val="en-US"/>
-        </w:rPr>
-        <w:t>Print It</w:t>
-      </w:r>
-    </w:p>
-    <w:p>
-      <w:pPr>
-        <w:rPr>
-          <w:lang w:val="en-US"/>
-        </w:rPr>
-      </w:pPr>
-      <w:r>
-        <w:rPr>
-          <w:lang w:val="en-US"/>
-        </w:rPr>
-        <w:t>Print It allows you to type Smalltalk code in the upper text box and execute it showing the result in the lower text box.</w:t>
-      </w:r>
-    </w:p>
-    <w:p>
-      <w:pPr>
-        <w:pStyle w:val="Heading2"/>
-        <w:rPr>
-          <w:lang w:val="en-US"/>
-        </w:rPr>
-      </w:pPr>
-      <w:r>
-        <w:rPr>
-          <w:lang w:val="en-US"/>
-        </w:rPr>
-        <w:t>Show String</w:t>
-      </w:r>
-    </w:p>
-    <w:p>
-      <w:pPr>
-        <w:rPr>
-          <w:lang w:val="en-US"/>
-        </w:rPr>
-      </w:pPr>
-      <w:r>
-        <w:rPr>
-          <w:lang w:val="en-US"/>
-        </w:rPr>
-        <w:t>Show String is the same as Print It except that it prints the plain string instead of a quoted string if the result is a string.</w:t>
-      </w:r>
-    </w:p>
-    <w:p>
-      <w:pPr>
-        <w:pStyle w:val="Heading2"/>
-        <w:rPr>
-          <w:lang w:val="en-US"/>
-        </w:rPr>
-      </w:pPr>
-      <w:r>
-        <w:rPr>
-          <w:lang w:val="en-US"/>
-        </w:rPr>
-        <w:t>File In</w:t>
-      </w:r>
-    </w:p>
-    <w:p>
-      <w:pPr>
-        <w:rPr>
-          <w:lang w:val="en-US"/>
-        </w:rPr>
-      </w:pPr>
-      <w:r>
-        <w:rPr>
-          <w:lang w:val="en-US"/>
-        </w:rPr>
-        <w:t xml:space="preserve">File In allows you to enter text in the upper text box which it will compile and load into the Smalltalk image.  This is handy if your Smalltalk </w:t>
-      </w:r>
-      <w:r>
-        <w:rPr>
-          <w:lang w:val="en-US"/>
-        </w:rPr>
-        <w:t>crashes</w:t>
-      </w:r>
-      <w:r>
-        <w:rPr>
-          <w:lang w:val="en-US"/>
-        </w:rPr>
-        <w:t xml:space="preserve"> and you want to recover your changes from the beagle.cha file.  Scroll to the bottom then search backwards for “saveImage”.  Everything afterward is code you changed since the last save.</w:t>
-      </w:r>
-    </w:p>
-    <w:p>
-      <w:pPr>
-        <w:rPr>
-          <w:lang w:val="en-US"/>
-        </w:rPr>
-      </w:pPr>
-      <w:r>
-        <w:rPr>
-          <w:lang w:val="en-US"/>
-        </w:rPr>
-        <w:t>For methods, copy from the line that says “methodsFor:” to the end of the method including two ! symbols.  For example,</w:t>
+        <w:t>For methods, copy from the line that says “</w:t>
+      </w:r>
+      <w:proofErr w:type="spellStart"/>
+      <w:r>
+        <w:rPr>
+          <w:lang w:val="en-US"/>
+        </w:rPr>
+        <w:t>methodsFor</w:t>
+      </w:r>
+      <w:proofErr w:type="spellEnd"/>
+      <w:r>
+        <w:rPr>
+          <w:lang w:val="en-US"/>
+        </w:rPr>
+        <w:t xml:space="preserve">:” to the end of the method including </w:t>
+      </w:r>
+      <w:proofErr w:type="gramStart"/>
+      <w:r>
+        <w:rPr>
+          <w:lang w:val="en-US"/>
+        </w:rPr>
+        <w:t>two !</w:t>
+      </w:r>
+      <w:proofErr w:type="gramEnd"/>
+      <w:r>
+        <w:rPr>
+          <w:lang w:val="en-US"/>
+        </w:rPr>
+        <w:t xml:space="preserve"> symbols.  For example,</w:t>
       </w:r>
     </w:p>
     <w:p>
@@ -1140,8 +1362,44 @@
         <w:rPr>
           <w:lang w:val="en-US"/>
         </w:rPr>
-        <w:t>! TestcaseWindow methodsFor: 'updating' !</w:t>
-      </w:r>
+        <w:t xml:space="preserve">! </w:t>
+      </w:r>
+      <w:proofErr w:type="spellStart"/>
+      <w:r>
+        <w:rPr>
+          <w:lang w:val="en-US"/>
+        </w:rPr>
+        <w:t>TestcaseWindow</w:t>
+      </w:r>
+      <w:proofErr w:type="spellEnd"/>
+      <w:r>
+        <w:rPr>
+          <w:lang w:val="en-US"/>
+        </w:rPr>
+        <w:t xml:space="preserve"> </w:t>
+      </w:r>
+      <w:proofErr w:type="spellStart"/>
+      <w:r>
+        <w:rPr>
+          <w:lang w:val="en-US"/>
+        </w:rPr>
+        <w:t>methodsFor</w:t>
+      </w:r>
+      <w:proofErr w:type="spellEnd"/>
+      <w:r>
+        <w:rPr>
+          <w:lang w:val="en-US"/>
+        </w:rPr>
+        <w:t>: 'updating</w:t>
+      </w:r>
+      <w:proofErr w:type="gramStart"/>
+      <w:r>
+        <w:rPr>
+          <w:lang w:val="en-US"/>
+        </w:rPr>
+        <w:t>' !</w:t>
+      </w:r>
+      <w:proofErr w:type="gramEnd"/>
     </w:p>
     <w:p>
       <w:pPr>
@@ -1151,12 +1409,14 @@
           <w:lang w:val="en-US"/>
         </w:rPr>
       </w:pPr>
+      <w:proofErr w:type="spellStart"/>
       <w:r>
         <w:rPr>
           <w:lang w:val="en-US"/>
         </w:rPr>
         <w:t>allTestcases</w:t>
       </w:r>
+      <w:proofErr w:type="spellEnd"/>
     </w:p>
     <w:p>
       <w:pPr>
@@ -1205,7 +1465,34 @@
           <w:lang w:val="en-US"/>
         </w:rPr>
         <w:tab/>
-        <w:t>collection := OrderedCollection new.</w:t>
+      </w:r>
+      <w:proofErr w:type="gramStart"/>
+      <w:r>
+        <w:rPr>
+          <w:lang w:val="en-US"/>
+        </w:rPr>
+        <w:t>collection :</w:t>
+      </w:r>
+      <w:proofErr w:type="gramEnd"/>
+      <w:r>
+        <w:rPr>
+          <w:lang w:val="en-US"/>
+        </w:rPr>
+        <w:t xml:space="preserve">= </w:t>
+      </w:r>
+      <w:proofErr w:type="spellStart"/>
+      <w:r>
+        <w:rPr>
+          <w:lang w:val="en-US"/>
+        </w:rPr>
+        <w:t>OrderedCollection</w:t>
+      </w:r>
+      <w:proofErr w:type="spellEnd"/>
+      <w:r>
+        <w:rPr>
+          <w:lang w:val="en-US"/>
+        </w:rPr>
+        <w:t xml:space="preserve"> new.</w:t>
       </w:r>
     </w:p>
     <w:p>
@@ -1221,7 +1508,84 @@
           <w:lang w:val="en-US"/>
         </w:rPr>
         <w:tab/>
-        <w:t>self suites do: [:eachSuite | collection addAll: eachSuite allTestcases].</w:t>
+      </w:r>
+      <w:proofErr w:type="spellStart"/>
+      <w:r>
+        <w:rPr>
+          <w:lang w:val="en-US"/>
+        </w:rPr>
+        <w:t>self suites</w:t>
+      </w:r>
+      <w:proofErr w:type="spellEnd"/>
+      <w:r>
+        <w:rPr>
+          <w:lang w:val="en-US"/>
+        </w:rPr>
+        <w:t xml:space="preserve"> do: </w:t>
+      </w:r>
+      <w:proofErr w:type="gramStart"/>
+      <w:r>
+        <w:rPr>
+          <w:lang w:val="en-US"/>
+        </w:rPr>
+        <w:t>[:</w:t>
+      </w:r>
+      <w:proofErr w:type="spellStart"/>
+      <w:r>
+        <w:rPr>
+          <w:lang w:val="en-US"/>
+        </w:rPr>
+        <w:t>eachSuite</w:t>
+      </w:r>
+      <w:proofErr w:type="spellEnd"/>
+      <w:proofErr w:type="gramEnd"/>
+      <w:r>
+        <w:rPr>
+          <w:lang w:val="en-US"/>
+        </w:rPr>
+        <w:t xml:space="preserve"> | collection </w:t>
+      </w:r>
+      <w:proofErr w:type="spellStart"/>
+      <w:r>
+        <w:rPr>
+          <w:lang w:val="en-US"/>
+        </w:rPr>
+        <w:t>addAll</w:t>
+      </w:r>
+      <w:proofErr w:type="spellEnd"/>
+      <w:r>
+        <w:rPr>
+          <w:lang w:val="en-US"/>
+        </w:rPr>
+        <w:t xml:space="preserve">: </w:t>
+      </w:r>
+      <w:proofErr w:type="spellStart"/>
+      <w:r>
+        <w:rPr>
+          <w:lang w:val="en-US"/>
+        </w:rPr>
+        <w:t>eachSuite</w:t>
+      </w:r>
+      <w:proofErr w:type="spellEnd"/>
+      <w:r>
+        <w:rPr>
+          <w:lang w:val="en-US"/>
+        </w:rPr>
+        <w:t xml:space="preserve"> </w:t>
+      </w:r>
+      <w:proofErr w:type="spellStart"/>
+      <w:r>
+        <w:rPr>
+          <w:lang w:val="en-US"/>
+        </w:rPr>
+        <w:t>allTestcases</w:t>
+      </w:r>
+      <w:proofErr w:type="spellEnd"/>
+      <w:r>
+        <w:rPr>
+          <w:lang w:val="en-US"/>
+        </w:rPr>
+        <w:t>].</w:t>
       </w:r>
     </w:p>
     <w:p>
@@ -1294,7 +1658,21 @@
         <w:rPr>
           <w:lang w:val="en-US"/>
         </w:rPr>
-        <w:t>and add a ! at the end</w:t>
+        <w:t xml:space="preserve">and add </w:t>
+      </w:r>
+      <w:proofErr w:type="gramStart"/>
+      <w:r>
+        <w:rPr>
+          <w:lang w:val="en-US"/>
+        </w:rPr>
+        <w:t>a !</w:t>
+      </w:r>
+      <w:proofErr w:type="gramEnd"/>
+      <w:r>
+        <w:rPr>
+          <w:lang w:val="en-US"/>
+        </w:rPr>
+        <w:t xml:space="preserve"> at the end</w:t>
       </w:r>
     </w:p>
     <w:p>
@@ -1303,7 +1681,15 @@
         <w:ind w:left="720"/>
       </w:pPr>
       <w:r>
-        <w:t>Testcase subclassNamed: #ObjectTests</w:t>
+        <w:t xml:space="preserve">Testcase </w:t>
+      </w:r>
+      <w:proofErr w:type="spellStart"/>
+      <w:r>
+        <w:t>subclassNamed</w:t>
+      </w:r>
+      <w:proofErr w:type="spellEnd"/>
+      <w:r>
+        <w:t>: #ObjectTests</w:t>
       </w:r>
     </w:p>
     <w:p>
@@ -1313,7 +1699,22 @@
       </w:pPr>
       <w:r>
         <w:tab/>
-        <w:t>instVarNames: #()</w:t>
+      </w:r>
+      <w:proofErr w:type="spellStart"/>
+      <w:r>
+        <w:t>instVarNames</w:t>
+      </w:r>
+      <w:proofErr w:type="spellEnd"/>
+      <w:r>
+        <w:t xml:space="preserve">: </w:t>
+      </w:r>
+      <w:proofErr w:type="gramStart"/>
+      <w:r>
+        <w:t>#(</w:t>
+      </w:r>
+      <w:proofErr w:type="gramEnd"/>
+      <w:r>
+        <w:t>)</w:t>
       </w:r>
     </w:p>
     <w:p>
@@ -1323,7 +1724,22 @@
       </w:pPr>
       <w:r>
         <w:tab/>
-        <w:t>classVarNames: #()</w:t>
+      </w:r>
+      <w:proofErr w:type="spellStart"/>
+      <w:r>
+        <w:t>classVarNames</w:t>
+      </w:r>
+      <w:proofErr w:type="spellEnd"/>
+      <w:r>
+        <w:t xml:space="preserve">: </w:t>
+      </w:r>
+      <w:proofErr w:type="gramStart"/>
+      <w:r>
+        <w:t>#(</w:t>
+      </w:r>
+      <w:proofErr w:type="gramEnd"/>
+      <w:r>
+        <w:t>)</w:t>
       </w:r>
     </w:p>
     <w:p>
@@ -1333,7 +1749,22 @@
       </w:pPr>
       <w:r>
         <w:tab/>
-        <w:t>classInstVarNames: #()</w:t>
+      </w:r>
+      <w:proofErr w:type="spellStart"/>
+      <w:r>
+        <w:t>classInstVarNames</w:t>
+      </w:r>
+      <w:proofErr w:type="spellEnd"/>
+      <w:r>
+        <w:t xml:space="preserve">: </w:t>
+      </w:r>
+      <w:proofErr w:type="gramStart"/>
+      <w:r>
+        <w:t>#(</w:t>
+      </w:r>
+      <w:proofErr w:type="gramEnd"/>
+      <w:r>
+        <w:t>)</w:t>
       </w:r>
     </w:p>
     <w:p>
@@ -1343,8 +1774,13 @@
       </w:pPr>
       <w:r>
         <w:tab/>
-        <w:t>environment: Object systemDictionary</w:t>
-      </w:r>
+        <w:t xml:space="preserve">environment: Object </w:t>
+      </w:r>
+      <w:proofErr w:type="spellStart"/>
+      <w:r>
+        <w:t>systemDictionary</w:t>
+      </w:r>
+      <w:proofErr w:type="spellEnd"/>
     </w:p>
     <w:p>
       <w:pPr>
@@ -1353,8 +1789,20 @@
       </w:pPr>
       <w:r>
         <w:tab/>
-        <w:t>kitName: 'Tests' !</w:t>
-      </w:r>
+      </w:r>
+      <w:proofErr w:type="spellStart"/>
+      <w:r>
+        <w:t>kitName</w:t>
+      </w:r>
+      <w:proofErr w:type="spellEnd"/>
+      <w:r>
+        <w:t>: 'Tests</w:t>
+      </w:r>
+      <w:proofErr w:type="gramStart"/>
+      <w:r>
+        <w:t>' !</w:t>
+      </w:r>
+      <w:proofErr w:type="gramEnd"/>
     </w:p>
     <w:p>
       <w:pPr>
